--- a/Диплом Latex/extra/Title2.docx
+++ b/Диплом Latex/extra/Title2.docx
@@ -261,6 +261,7 @@
         </w:rPr>
         <w:t xml:space="preserve">________________ / </w:t>
       </w:r>
+      <w:proofErr w:type="spellStart"/>
       <w:r>
         <w:rPr>
           <w:rFonts w:ascii="Times New Roman" w:eastAsia="Times New Roman" w:hAnsi="Times New Roman" w:cs="Times New Roman"/>
@@ -270,8 +271,9 @@
           <w:u w:val="single"/>
           <w:lang w:eastAsia="ru-RU"/>
         </w:rPr>
-        <w:t>Даньшина</w:t>
-      </w:r>
+        <w:t>Гневшев</w:t>
+      </w:r>
+      <w:proofErr w:type="spellEnd"/>
       <w:r>
         <w:rPr>
           <w:rFonts w:ascii="Times New Roman" w:eastAsia="Times New Roman" w:hAnsi="Times New Roman" w:cs="Times New Roman"/>
@@ -279,7 +281,7 @@
           <w:sz w:val="28"/>
           <w:szCs w:val="28"/>
           <w:u w:val="single"/>
-          <w:lang w:eastAsia="ru-RU"/>
+          <w:lang w:val="en-US" w:eastAsia="ru-RU"/>
         </w:rPr>
         <w:t xml:space="preserve"> </w:t>
       </w:r>
@@ -292,7 +294,7 @@
           <w:u w:val="single"/>
           <w:lang w:eastAsia="ru-RU"/>
         </w:rPr>
-        <w:t>М</w:t>
+        <w:t>А</w:t>
       </w:r>
       <w:r>
         <w:rPr>
@@ -314,18 +316,7 @@
           <w:u w:val="single"/>
           <w:lang w:eastAsia="ru-RU"/>
         </w:rPr>
-        <w:t xml:space="preserve"> </w:t>
-      </w:r>
-      <w:r>
-        <w:rPr>
-          <w:rFonts w:ascii="Times New Roman" w:eastAsia="Times New Roman" w:hAnsi="Times New Roman" w:cs="Times New Roman"/>
-          <w:color w:val="000000"/>
-          <w:sz w:val="28"/>
-          <w:szCs w:val="28"/>
-          <w:u w:val="single"/>
-          <w:lang w:eastAsia="ru-RU"/>
-        </w:rPr>
-        <w:t>В</w:t>
+        <w:t xml:space="preserve"> Ю</w:t>
       </w:r>
       <w:r>
         <w:rPr>
@@ -457,7 +448,7 @@
           <w:szCs w:val="28"/>
           <w:lang w:eastAsia="ru-RU"/>
         </w:rPr>
-        <w:t>ВЕБ-ПРИЛОЖЕНИЕ ПЛАНИРОВАНИЯ ЗАДАЧ С УЧЕТОМ ИХ МЕСТОПОЛОЖЕНИЯ И ВРЕМЕННЫХ ПАРАМЕТРОВ</w:t>
+        <w:t>РАЗРАБОТКА ВЕБ-ПРИЛОЖЕНИЯ ДЛЯ ПЛАНИРОВАНИЯ ЗАДАЧ С УЧЁТОМ ИХ МЕСТОПОЛОЖЕНИЯ И ВРЕМЕННЫХ ПАРАМЕТРОВ</w:t>
       </w:r>
     </w:p>
     <w:p>
@@ -1749,7 +1740,7 @@
                 <w:sz w:val="28"/>
                 <w:lang w:val="ru-RU" w:eastAsia="ru-RU"/>
               </w:rPr>
-              <w:t>Веб-приложение планирования задач с учетом их местоположения и временных параметров</w:t>
+              <w:t>Разработка веб-приложения для планирования задач с учётом их местоположения и временных параметров</w:t>
             </w:r>
           </w:p>
         </w:tc>
@@ -1957,7 +1948,7 @@
                 <w:ilvl w:val="0"/>
                 <w:numId w:val="1"/>
               </w:numPr>
-              <w:ind w:left="399" w:hanging="142"/>
+              <w:ind w:left="541" w:hanging="425"/>
               <w:rPr>
                 <w:rFonts w:ascii="Times New Roman" w:eastAsia="Times New Roman" w:hAnsi="Times New Roman" w:cs="Times New Roman"/>
                 <w:color w:val="000000"/>
@@ -1991,7 +1982,7 @@
                 <w:ilvl w:val="0"/>
                 <w:numId w:val="1"/>
               </w:numPr>
-              <w:ind w:left="399" w:hanging="142"/>
+              <w:ind w:left="541" w:hanging="425"/>
               <w:rPr>
                 <w:rFonts w:ascii="Times New Roman" w:eastAsia="Times New Roman" w:hAnsi="Times New Roman" w:cs="Times New Roman"/>
                 <w:color w:val="000000"/>
@@ -2025,7 +2016,7 @@
                 <w:ilvl w:val="0"/>
                 <w:numId w:val="1"/>
               </w:numPr>
-              <w:ind w:left="399" w:hanging="142"/>
+              <w:ind w:left="541" w:hanging="425"/>
               <w:rPr>
                 <w:rFonts w:ascii="Times New Roman" w:eastAsia="Times New Roman" w:hAnsi="Times New Roman" w:cs="Times New Roman"/>
                 <w:color w:val="000000"/>
@@ -2306,7 +2297,7 @@
                 <w:numId w:val="2"/>
               </w:numPr>
               <w:spacing w:before="10"/>
-              <w:ind w:left="257" w:right="476" w:firstLine="0"/>
+              <w:ind w:left="116" w:right="476" w:firstLine="0"/>
               <w:rPr>
                 <w:rFonts w:ascii="Times New Roman" w:eastAsia="Times New Roman" w:hAnsi="Times New Roman" w:cs="Times New Roman"/>
                 <w:color w:val="000000"/>
@@ -2335,7 +2326,7 @@
                 <w:tab w:val="left" w:pos="285"/>
               </w:tabs>
               <w:spacing w:before="10"/>
-              <w:ind w:left="257" w:right="476" w:firstLine="0"/>
+              <w:ind w:left="116" w:right="476" w:firstLine="0"/>
               <w:rPr>
                 <w:rFonts w:ascii="Times New Roman" w:eastAsia="Times New Roman" w:hAnsi="Times New Roman" w:cs="Times New Roman"/>
                 <w:color w:val="000000"/>
@@ -2364,7 +2355,7 @@
                 <w:tab w:val="left" w:pos="285"/>
               </w:tabs>
               <w:spacing w:before="10"/>
-              <w:ind w:left="257" w:right="476" w:firstLine="0"/>
+              <w:ind w:left="116" w:right="476" w:firstLine="0"/>
               <w:rPr>
                 <w:rFonts w:ascii="Times New Roman" w:eastAsia="Times New Roman" w:hAnsi="Times New Roman" w:cs="Times New Roman"/>
                 <w:color w:val="000000"/>
@@ -2393,7 +2384,7 @@
                 <w:tab w:val="left" w:pos="285"/>
               </w:tabs>
               <w:spacing w:before="10"/>
-              <w:ind w:left="257" w:right="476" w:firstLine="0"/>
+              <w:ind w:left="116" w:right="476" w:firstLine="0"/>
               <w:rPr>
                 <w:rFonts w:ascii="Times New Roman" w:eastAsia="Times New Roman" w:hAnsi="Times New Roman" w:cs="Times New Roman"/>
                 <w:color w:val="000000"/>
@@ -2422,7 +2413,7 @@
                 <w:tab w:val="left" w:pos="285"/>
               </w:tabs>
               <w:spacing w:before="10"/>
-              <w:ind w:left="257" w:right="476" w:firstLine="0"/>
+              <w:ind w:left="116" w:right="476" w:firstLine="0"/>
               <w:rPr>
                 <w:rFonts w:ascii="Times New Roman" w:eastAsia="Times New Roman" w:hAnsi="Times New Roman" w:cs="Times New Roman"/>
                 <w:color w:val="000000"/>
@@ -2460,7 +2451,7 @@
                 <w:tab w:val="left" w:pos="285"/>
               </w:tabs>
               <w:spacing w:before="10"/>
-              <w:ind w:left="257" w:right="476" w:firstLine="0"/>
+              <w:ind w:left="116" w:right="476" w:firstLine="0"/>
               <w:rPr>
                 <w:rFonts w:ascii="Times New Roman" w:eastAsia="Times New Roman" w:hAnsi="Times New Roman" w:cs="Times New Roman"/>
                 <w:color w:val="000000"/>
@@ -2489,7 +2480,7 @@
                 <w:tab w:val="left" w:pos="285"/>
               </w:tabs>
               <w:spacing w:before="10"/>
-              <w:ind w:left="257" w:right="476" w:firstLine="0"/>
+              <w:ind w:left="116" w:right="476" w:firstLine="0"/>
               <w:rPr>
                 <w:rFonts w:ascii="Times New Roman" w:eastAsia="Times New Roman" w:hAnsi="Times New Roman" w:cs="Times New Roman"/>
                 <w:color w:val="000000"/>
@@ -2606,11 +2597,8 @@
                 <w:ilvl w:val="0"/>
                 <w:numId w:val="4"/>
               </w:numPr>
-              <w:tabs>
-                <w:tab w:val="left" w:pos="285"/>
-              </w:tabs>
               <w:spacing w:before="10"/>
-              <w:ind w:left="399" w:right="476" w:hanging="142"/>
+              <w:ind w:left="541" w:right="476" w:hanging="425"/>
               <w:rPr>
                 <w:rFonts w:ascii="Times New Roman" w:eastAsia="Times New Roman" w:hAnsi="Times New Roman" w:cs="Times New Roman"/>
                 <w:color w:val="000000"/>
@@ -2626,6 +2614,32 @@
                 <w:lang w:val="ru-RU" w:eastAsia="ru-RU"/>
               </w:rPr>
               <w:t>Пояснительная записка.</w:t>
+            </w:r>
+          </w:p>
+          <w:p>
+            <w:pPr>
+              <w:pStyle w:val="aa"/>
+              <w:numPr>
+                <w:ilvl w:val="0"/>
+                <w:numId w:val="4"/>
+              </w:numPr>
+              <w:spacing w:before="10"/>
+              <w:ind w:left="541" w:right="476" w:hanging="425"/>
+              <w:rPr>
+                <w:rFonts w:ascii="Times New Roman" w:eastAsia="Times New Roman" w:hAnsi="Times New Roman" w:cs="Times New Roman"/>
+                <w:color w:val="000000"/>
+                <w:sz w:val="28"/>
+                <w:lang w:val="ru-RU" w:eastAsia="ru-RU"/>
+              </w:rPr>
+            </w:pPr>
+            <w:r>
+              <w:rPr>
+                <w:rFonts w:ascii="Times New Roman" w:eastAsia="Times New Roman" w:hAnsi="Times New Roman" w:cs="Times New Roman"/>
+                <w:color w:val="000000"/>
+                <w:sz w:val="28"/>
+                <w:lang w:val="ru-RU" w:eastAsia="ru-RU"/>
+              </w:rPr>
+              <w:t>Техническое задание</w:t>
             </w:r>
           </w:p>
         </w:tc>
@@ -2675,11 +2689,8 @@
                 <w:ilvl w:val="0"/>
                 <w:numId w:val="3"/>
               </w:numPr>
-              <w:tabs>
-                <w:tab w:val="left" w:pos="257"/>
-              </w:tabs>
               <w:spacing w:before="10"/>
-              <w:ind w:left="257" w:right="476" w:firstLine="0"/>
+              <w:ind w:left="541" w:right="476" w:hanging="425"/>
               <w:rPr>
                 <w:rFonts w:ascii="Times New Roman" w:eastAsia="Times New Roman" w:hAnsi="Times New Roman" w:cs="Times New Roman"/>
                 <w:color w:val="000000"/>
@@ -2742,11 +2753,8 @@
                 <w:ilvl w:val="0"/>
                 <w:numId w:val="3"/>
               </w:numPr>
-              <w:tabs>
-                <w:tab w:val="left" w:pos="257"/>
-              </w:tabs>
               <w:spacing w:before="10"/>
-              <w:ind w:left="257" w:right="476" w:firstLine="0"/>
+              <w:ind w:left="541" w:right="476" w:hanging="425"/>
               <w:rPr>
                 <w:rFonts w:ascii="Times New Roman" w:eastAsia="Times New Roman" w:hAnsi="Times New Roman" w:cs="Times New Roman"/>
                 <w:color w:val="000000"/>
@@ -2827,11 +2835,8 @@
                 <w:ilvl w:val="0"/>
                 <w:numId w:val="3"/>
               </w:numPr>
-              <w:tabs>
-                <w:tab w:val="left" w:pos="257"/>
-              </w:tabs>
               <w:spacing w:before="10"/>
-              <w:ind w:left="257" w:right="476" w:firstLine="0"/>
+              <w:ind w:left="541" w:right="476" w:hanging="425"/>
               <w:rPr>
                 <w:rFonts w:ascii="Times New Roman" w:eastAsia="Times New Roman" w:hAnsi="Times New Roman" w:cs="Times New Roman"/>
                 <w:color w:val="000000"/>
@@ -2894,11 +2899,8 @@
                 <w:ilvl w:val="0"/>
                 <w:numId w:val="3"/>
               </w:numPr>
-              <w:tabs>
-                <w:tab w:val="left" w:pos="257"/>
-              </w:tabs>
               <w:spacing w:before="10"/>
-              <w:ind w:left="257" w:right="476" w:firstLine="0"/>
+              <w:ind w:left="541" w:right="476" w:hanging="425"/>
               <w:rPr>
                 <w:rFonts w:ascii="Times New Roman" w:eastAsia="Times New Roman" w:hAnsi="Times New Roman" w:cs="Times New Roman"/>
                 <w:color w:val="000000"/>
@@ -2941,11 +2943,8 @@
                 <w:ilvl w:val="0"/>
                 <w:numId w:val="3"/>
               </w:numPr>
-              <w:tabs>
-                <w:tab w:val="left" w:pos="257"/>
-              </w:tabs>
               <w:spacing w:before="10"/>
-              <w:ind w:left="257" w:right="476" w:firstLine="0"/>
+              <w:ind w:left="541" w:right="476" w:hanging="425"/>
               <w:rPr>
                 <w:rFonts w:ascii="Times New Roman" w:eastAsia="Times New Roman" w:hAnsi="Times New Roman" w:cs="Times New Roman"/>
                 <w:color w:val="000000"/>
@@ -3008,11 +3007,8 @@
                 <w:ilvl w:val="0"/>
                 <w:numId w:val="3"/>
               </w:numPr>
-              <w:tabs>
-                <w:tab w:val="left" w:pos="257"/>
-              </w:tabs>
               <w:spacing w:before="10"/>
-              <w:ind w:left="257" w:right="476" w:firstLine="0"/>
+              <w:ind w:left="541" w:right="476" w:hanging="425"/>
               <w:rPr>
                 <w:rFonts w:ascii="Times New Roman" w:eastAsia="Times New Roman" w:hAnsi="Times New Roman" w:cs="Times New Roman"/>
                 <w:color w:val="000000"/>
@@ -3075,11 +3071,8 @@
                 <w:ilvl w:val="0"/>
                 <w:numId w:val="3"/>
               </w:numPr>
-              <w:tabs>
-                <w:tab w:val="left" w:pos="257"/>
-              </w:tabs>
               <w:spacing w:before="10"/>
-              <w:ind w:left="257" w:right="476" w:firstLine="0"/>
+              <w:ind w:left="541" w:right="476" w:hanging="425"/>
               <w:rPr>
                 <w:rFonts w:ascii="Times New Roman" w:eastAsia="Times New Roman" w:hAnsi="Times New Roman" w:cs="Times New Roman"/>
                 <w:color w:val="000000"/>
@@ -3142,11 +3135,8 @@
                 <w:ilvl w:val="0"/>
                 <w:numId w:val="3"/>
               </w:numPr>
-              <w:tabs>
-                <w:tab w:val="left" w:pos="257"/>
-              </w:tabs>
               <w:spacing w:before="10"/>
-              <w:ind w:left="257" w:right="476" w:firstLine="0"/>
+              <w:ind w:left="541" w:right="476" w:hanging="425"/>
               <w:rPr>
                 <w:rFonts w:ascii="Times New Roman" w:eastAsia="Times New Roman" w:hAnsi="Times New Roman" w:cs="Times New Roman"/>
                 <w:color w:val="000000"/>
@@ -3209,11 +3199,8 @@
                 <w:ilvl w:val="0"/>
                 <w:numId w:val="3"/>
               </w:numPr>
-              <w:tabs>
-                <w:tab w:val="left" w:pos="257"/>
-              </w:tabs>
               <w:spacing w:before="10"/>
-              <w:ind w:left="257" w:right="476" w:firstLine="0"/>
+              <w:ind w:left="541" w:right="476" w:hanging="425"/>
               <w:rPr>
                 <w:rFonts w:ascii="Times New Roman" w:eastAsia="Times New Roman" w:hAnsi="Times New Roman" w:cs="Times New Roman"/>
                 <w:color w:val="000000"/>
@@ -5001,7 +4988,15 @@
                 <w:color w:val="000000"/>
                 <w:lang w:val="ru-RU" w:eastAsia="ru-RU"/>
               </w:rPr>
-              <w:t>Разработка веб-приложения</w:t>
+              <w:t xml:space="preserve">Разработка </w:t>
+            </w:r>
+            <w:r>
+              <w:rPr>
+                <w:rFonts w:ascii="Times New Roman" w:eastAsia="Times New Roman" w:hAnsi="Times New Roman" w:cs="Times New Roman"/>
+                <w:color w:val="000000"/>
+                <w:lang w:val="ru-RU" w:eastAsia="ru-RU"/>
+              </w:rPr>
+              <w:t>серверной части приложения</w:t>
             </w:r>
           </w:p>
         </w:tc>
@@ -5195,16 +5190,337 @@
         <w:tc>
           <w:tcPr>
             <w:tcW w:w="422" w:type="dxa"/>
-            <w:shd w:val="clear" w:color="auto" w:fill="A6A6A6"/>
-            <w:vAlign w:val="center"/>
-          </w:tcPr>
-          <w:p>
-            <w:pPr>
-              <w:jc w:val="center"/>
-              <w:rPr>
-                <w:rFonts w:ascii="Times New Roman" w:eastAsia="Times New Roman" w:hAnsi="Times New Roman" w:cs="Times New Roman"/>
-                <w:color w:val="000000"/>
-                <w:lang w:val="ru-RU" w:eastAsia="ru-RU"/>
+            <w:shd w:val="clear" w:color="auto" w:fill="FFFFFF" w:themeFill="background1"/>
+            <w:vAlign w:val="center"/>
+          </w:tcPr>
+          <w:p>
+            <w:pPr>
+              <w:jc w:val="center"/>
+              <w:rPr>
+                <w:rFonts w:ascii="Times New Roman" w:eastAsia="Times New Roman" w:hAnsi="Times New Roman" w:cs="Times New Roman"/>
+                <w:color w:val="000000"/>
+                <w:lang w:val="ru-RU" w:eastAsia="ru-RU"/>
+              </w:rPr>
+            </w:pPr>
+          </w:p>
+        </w:tc>
+        <w:tc>
+          <w:tcPr>
+            <w:tcW w:w="422" w:type="dxa"/>
+            <w:shd w:val="clear" w:color="auto" w:fill="FFFFFF" w:themeFill="background1"/>
+            <w:vAlign w:val="center"/>
+          </w:tcPr>
+          <w:p>
+            <w:pPr>
+              <w:jc w:val="center"/>
+              <w:rPr>
+                <w:rFonts w:ascii="Times New Roman" w:eastAsia="Times New Roman" w:hAnsi="Times New Roman" w:cs="Times New Roman"/>
+                <w:color w:val="000000"/>
+                <w:lang w:val="ru-RU" w:eastAsia="ru-RU"/>
+              </w:rPr>
+            </w:pPr>
+          </w:p>
+        </w:tc>
+        <w:tc>
+          <w:tcPr>
+            <w:tcW w:w="417" w:type="dxa"/>
+            <w:shd w:val="clear" w:color="auto" w:fill="FFFFFF" w:themeFill="background1"/>
+            <w:vAlign w:val="center"/>
+          </w:tcPr>
+          <w:p>
+            <w:pPr>
+              <w:jc w:val="center"/>
+              <w:rPr>
+                <w:rFonts w:ascii="Times New Roman" w:eastAsia="Times New Roman" w:hAnsi="Times New Roman" w:cs="Times New Roman"/>
+                <w:color w:val="000000"/>
+                <w:lang w:val="ru-RU" w:eastAsia="ru-RU"/>
+              </w:rPr>
+            </w:pPr>
+          </w:p>
+        </w:tc>
+        <w:tc>
+          <w:tcPr>
+            <w:tcW w:w="422" w:type="dxa"/>
+            <w:shd w:val="clear" w:color="auto" w:fill="auto"/>
+            <w:vAlign w:val="center"/>
+          </w:tcPr>
+          <w:p>
+            <w:pPr>
+              <w:jc w:val="center"/>
+              <w:rPr>
+                <w:rFonts w:ascii="Times New Roman" w:eastAsia="Times New Roman" w:hAnsi="Times New Roman" w:cs="Times New Roman"/>
+                <w:color w:val="000000"/>
+                <w:lang w:val="ru-RU" w:eastAsia="ru-RU"/>
+              </w:rPr>
+            </w:pPr>
+          </w:p>
+        </w:tc>
+        <w:tc>
+          <w:tcPr>
+            <w:tcW w:w="422" w:type="dxa"/>
+            <w:shd w:val="clear" w:color="auto" w:fill="auto"/>
+            <w:vAlign w:val="center"/>
+          </w:tcPr>
+          <w:p>
+            <w:pPr>
+              <w:jc w:val="center"/>
+              <w:rPr>
+                <w:rFonts w:ascii="Times New Roman" w:eastAsia="Times New Roman" w:hAnsi="Times New Roman" w:cs="Times New Roman"/>
+                <w:color w:val="000000"/>
+                <w:lang w:val="ru-RU" w:eastAsia="ru-RU"/>
+              </w:rPr>
+            </w:pPr>
+          </w:p>
+        </w:tc>
+        <w:tc>
+          <w:tcPr>
+            <w:tcW w:w="417" w:type="dxa"/>
+            <w:shd w:val="clear" w:color="auto" w:fill="auto"/>
+            <w:vAlign w:val="center"/>
+          </w:tcPr>
+          <w:p>
+            <w:pPr>
+              <w:jc w:val="center"/>
+              <w:rPr>
+                <w:rFonts w:ascii="Times New Roman" w:eastAsia="Times New Roman" w:hAnsi="Times New Roman" w:cs="Times New Roman"/>
+                <w:color w:val="000000"/>
+                <w:lang w:val="ru-RU" w:eastAsia="ru-RU"/>
+              </w:rPr>
+            </w:pPr>
+          </w:p>
+        </w:tc>
+        <w:tc>
+          <w:tcPr>
+            <w:tcW w:w="505" w:type="dxa"/>
+            <w:vAlign w:val="center"/>
+          </w:tcPr>
+          <w:p>
+            <w:pPr>
+              <w:jc w:val="center"/>
+              <w:rPr>
+                <w:rFonts w:ascii="Times New Roman" w:eastAsia="Times New Roman" w:hAnsi="Times New Roman" w:cs="Times New Roman"/>
+                <w:color w:val="000000"/>
+                <w:lang w:val="ru-RU" w:eastAsia="ru-RU"/>
+              </w:rPr>
+            </w:pPr>
+          </w:p>
+        </w:tc>
+      </w:tr>
+      <w:tr>
+        <w:trPr>
+          <w:gridAfter w:val="1"/>
+          <w:wAfter w:w="12" w:type="dxa"/>
+          <w:trHeight w:val="561"/>
+          <w:jc w:val="center"/>
+        </w:trPr>
+        <w:tc>
+          <w:tcPr>
+            <w:tcW w:w="2510" w:type="dxa"/>
+          </w:tcPr>
+          <w:p>
+            <w:pPr>
+              <w:suppressAutoHyphens/>
+              <w:contextualSpacing/>
+              <w:jc w:val="both"/>
+              <w:rPr>
+                <w:rFonts w:ascii="Times New Roman" w:eastAsia="Times New Roman" w:hAnsi="Times New Roman" w:cs="Times New Roman"/>
+                <w:color w:val="000000"/>
+                <w:lang w:val="ru-RU" w:eastAsia="ru-RU"/>
+              </w:rPr>
+            </w:pPr>
+            <w:r>
+              <w:rPr>
+                <w:rFonts w:ascii="Times New Roman" w:eastAsia="Times New Roman" w:hAnsi="Times New Roman" w:cs="Times New Roman"/>
+                <w:color w:val="000000"/>
+                <w:lang w:val="ru-RU" w:eastAsia="ru-RU"/>
+              </w:rPr>
+              <w:t>Разработка клиентской части приложения</w:t>
+            </w:r>
+          </w:p>
+        </w:tc>
+        <w:tc>
+          <w:tcPr>
+            <w:tcW w:w="320" w:type="dxa"/>
+            <w:shd w:val="clear" w:color="auto" w:fill="FFFFFF" w:themeFill="background1"/>
+            <w:vAlign w:val="center"/>
+          </w:tcPr>
+          <w:p>
+            <w:pPr>
+              <w:jc w:val="center"/>
+              <w:rPr>
+                <w:rFonts w:ascii="Times New Roman" w:eastAsia="Times New Roman" w:hAnsi="Times New Roman" w:cs="Times New Roman"/>
+                <w:color w:val="000000"/>
+                <w:lang w:eastAsia="ru-RU"/>
+              </w:rPr>
+            </w:pPr>
+          </w:p>
+        </w:tc>
+        <w:tc>
+          <w:tcPr>
+            <w:tcW w:w="325" w:type="dxa"/>
+            <w:shd w:val="clear" w:color="auto" w:fill="FFFFFF" w:themeFill="background1"/>
+            <w:vAlign w:val="center"/>
+          </w:tcPr>
+          <w:p>
+            <w:pPr>
+              <w:jc w:val="center"/>
+              <w:rPr>
+                <w:rFonts w:ascii="Times New Roman" w:eastAsia="Times New Roman" w:hAnsi="Times New Roman" w:cs="Times New Roman"/>
+                <w:color w:val="000000"/>
+                <w:lang w:eastAsia="ru-RU"/>
+              </w:rPr>
+            </w:pPr>
+          </w:p>
+        </w:tc>
+        <w:tc>
+          <w:tcPr>
+            <w:tcW w:w="325" w:type="dxa"/>
+            <w:shd w:val="clear" w:color="auto" w:fill="FFFFFF" w:themeFill="background1"/>
+            <w:vAlign w:val="center"/>
+          </w:tcPr>
+          <w:p>
+            <w:pPr>
+              <w:jc w:val="center"/>
+              <w:rPr>
+                <w:rFonts w:ascii="Times New Roman" w:eastAsia="Times New Roman" w:hAnsi="Times New Roman" w:cs="Times New Roman"/>
+                <w:color w:val="000000"/>
+                <w:lang w:eastAsia="ru-RU"/>
+              </w:rPr>
+            </w:pPr>
+          </w:p>
+        </w:tc>
+        <w:tc>
+          <w:tcPr>
+            <w:tcW w:w="325" w:type="dxa"/>
+            <w:shd w:val="clear" w:color="auto" w:fill="FFFFFF" w:themeFill="background1"/>
+            <w:vAlign w:val="center"/>
+          </w:tcPr>
+          <w:p>
+            <w:pPr>
+              <w:jc w:val="center"/>
+              <w:rPr>
+                <w:rFonts w:ascii="Times New Roman" w:eastAsia="Times New Roman" w:hAnsi="Times New Roman" w:cs="Times New Roman"/>
+                <w:color w:val="000000"/>
+                <w:lang w:eastAsia="ru-RU"/>
+              </w:rPr>
+            </w:pPr>
+          </w:p>
+        </w:tc>
+        <w:tc>
+          <w:tcPr>
+            <w:tcW w:w="330" w:type="dxa"/>
+            <w:shd w:val="clear" w:color="auto" w:fill="FFFFFF" w:themeFill="background1"/>
+            <w:vAlign w:val="center"/>
+          </w:tcPr>
+          <w:p>
+            <w:pPr>
+              <w:jc w:val="center"/>
+              <w:rPr>
+                <w:rFonts w:ascii="Times New Roman" w:eastAsia="Times New Roman" w:hAnsi="Times New Roman" w:cs="Times New Roman"/>
+                <w:color w:val="000000"/>
+                <w:lang w:eastAsia="ru-RU"/>
+              </w:rPr>
+            </w:pPr>
+          </w:p>
+        </w:tc>
+        <w:tc>
+          <w:tcPr>
+            <w:tcW w:w="325" w:type="dxa"/>
+            <w:shd w:val="clear" w:color="auto" w:fill="FFFFFF" w:themeFill="background1"/>
+            <w:vAlign w:val="center"/>
+          </w:tcPr>
+          <w:p>
+            <w:pPr>
+              <w:jc w:val="center"/>
+              <w:rPr>
+                <w:rFonts w:ascii="Times New Roman" w:eastAsia="Times New Roman" w:hAnsi="Times New Roman" w:cs="Times New Roman"/>
+                <w:color w:val="000000"/>
+                <w:lang w:eastAsia="ru-RU"/>
+              </w:rPr>
+            </w:pPr>
+          </w:p>
+        </w:tc>
+        <w:tc>
+          <w:tcPr>
+            <w:tcW w:w="325" w:type="dxa"/>
+            <w:shd w:val="clear" w:color="auto" w:fill="FFFFFF" w:themeFill="background1"/>
+            <w:vAlign w:val="center"/>
+          </w:tcPr>
+          <w:p>
+            <w:pPr>
+              <w:jc w:val="center"/>
+              <w:rPr>
+                <w:rFonts w:ascii="Times New Roman" w:eastAsia="Times New Roman" w:hAnsi="Times New Roman" w:cs="Times New Roman"/>
+                <w:color w:val="000000"/>
+                <w:lang w:eastAsia="ru-RU"/>
+              </w:rPr>
+            </w:pPr>
+          </w:p>
+        </w:tc>
+        <w:tc>
+          <w:tcPr>
+            <w:tcW w:w="325" w:type="dxa"/>
+            <w:shd w:val="clear" w:color="auto" w:fill="FFFFFF" w:themeFill="background1"/>
+            <w:vAlign w:val="center"/>
+          </w:tcPr>
+          <w:p>
+            <w:pPr>
+              <w:jc w:val="center"/>
+              <w:rPr>
+                <w:rFonts w:ascii="Times New Roman" w:eastAsia="Times New Roman" w:hAnsi="Times New Roman" w:cs="Times New Roman"/>
+                <w:color w:val="000000"/>
+                <w:lang w:eastAsia="ru-RU"/>
+              </w:rPr>
+            </w:pPr>
+          </w:p>
+        </w:tc>
+        <w:tc>
+          <w:tcPr>
+            <w:tcW w:w="325" w:type="dxa"/>
+            <w:shd w:val="clear" w:color="auto" w:fill="FFFFFF" w:themeFill="background1"/>
+            <w:vAlign w:val="center"/>
+          </w:tcPr>
+          <w:p>
+            <w:pPr>
+              <w:jc w:val="center"/>
+              <w:rPr>
+                <w:rFonts w:ascii="Times New Roman" w:eastAsia="Times New Roman" w:hAnsi="Times New Roman" w:cs="Times New Roman"/>
+                <w:color w:val="000000"/>
+                <w:lang w:eastAsia="ru-RU"/>
+              </w:rPr>
+            </w:pPr>
+          </w:p>
+        </w:tc>
+        <w:tc>
+          <w:tcPr>
+            <w:tcW w:w="422" w:type="dxa"/>
+            <w:shd w:val="clear" w:color="auto" w:fill="FFFFFF" w:themeFill="background1"/>
+            <w:vAlign w:val="center"/>
+          </w:tcPr>
+          <w:p>
+            <w:pPr>
+              <w:jc w:val="center"/>
+              <w:rPr>
+                <w:rFonts w:ascii="Times New Roman" w:eastAsia="Times New Roman" w:hAnsi="Times New Roman" w:cs="Times New Roman"/>
+                <w:color w:val="000000"/>
+                <w:lang w:eastAsia="ru-RU"/>
+              </w:rPr>
+            </w:pPr>
+          </w:p>
+        </w:tc>
+        <w:tc>
+          <w:tcPr>
+            <w:tcW w:w="417" w:type="dxa"/>
+            <w:shd w:val="clear" w:color="auto" w:fill="FFFFFF" w:themeFill="background1"/>
+            <w:vAlign w:val="center"/>
+          </w:tcPr>
+          <w:p>
+            <w:pPr>
+              <w:jc w:val="center"/>
+              <w:rPr>
+                <w:rFonts w:ascii="Times New Roman" w:eastAsia="Times New Roman" w:hAnsi="Times New Roman" w:cs="Times New Roman"/>
+                <w:color w:val="000000"/>
+                <w:lang w:eastAsia="ru-RU"/>
               </w:rPr>
             </w:pPr>
           </w:p>
@@ -5221,7 +5537,24 @@
               <w:rPr>
                 <w:rFonts w:ascii="Times New Roman" w:eastAsia="Times New Roman" w:hAnsi="Times New Roman" w:cs="Times New Roman"/>
                 <w:color w:val="000000"/>
-                <w:lang w:val="ru-RU" w:eastAsia="ru-RU"/>
+                <w:lang w:eastAsia="ru-RU"/>
+              </w:rPr>
+            </w:pPr>
+          </w:p>
+        </w:tc>
+        <w:tc>
+          <w:tcPr>
+            <w:tcW w:w="422" w:type="dxa"/>
+            <w:shd w:val="clear" w:color="auto" w:fill="A6A6A6"/>
+            <w:vAlign w:val="center"/>
+          </w:tcPr>
+          <w:p>
+            <w:pPr>
+              <w:jc w:val="center"/>
+              <w:rPr>
+                <w:rFonts w:ascii="Times New Roman" w:eastAsia="Times New Roman" w:hAnsi="Times New Roman" w:cs="Times New Roman"/>
+                <w:color w:val="000000"/>
+                <w:lang w:eastAsia="ru-RU"/>
               </w:rPr>
             </w:pPr>
           </w:p>
@@ -5229,16 +5562,16 @@
         <w:tc>
           <w:tcPr>
             <w:tcW w:w="417" w:type="dxa"/>
-            <w:shd w:val="clear" w:color="auto" w:fill="A6A6A6"/>
-            <w:vAlign w:val="center"/>
-          </w:tcPr>
-          <w:p>
-            <w:pPr>
-              <w:jc w:val="center"/>
-              <w:rPr>
-                <w:rFonts w:ascii="Times New Roman" w:eastAsia="Times New Roman" w:hAnsi="Times New Roman" w:cs="Times New Roman"/>
-                <w:color w:val="000000"/>
-                <w:lang w:val="ru-RU" w:eastAsia="ru-RU"/>
+            <w:shd w:val="clear" w:color="auto" w:fill="FFFFFF" w:themeFill="background1"/>
+            <w:vAlign w:val="center"/>
+          </w:tcPr>
+          <w:p>
+            <w:pPr>
+              <w:jc w:val="center"/>
+              <w:rPr>
+                <w:rFonts w:ascii="Times New Roman" w:eastAsia="Times New Roman" w:hAnsi="Times New Roman" w:cs="Times New Roman"/>
+                <w:color w:val="000000"/>
+                <w:lang w:eastAsia="ru-RU"/>
               </w:rPr>
             </w:pPr>
           </w:p>
@@ -5255,7 +5588,7 @@
               <w:rPr>
                 <w:rFonts w:ascii="Times New Roman" w:eastAsia="Times New Roman" w:hAnsi="Times New Roman" w:cs="Times New Roman"/>
                 <w:color w:val="000000"/>
-                <w:lang w:val="ru-RU" w:eastAsia="ru-RU"/>
+                <w:lang w:eastAsia="ru-RU"/>
               </w:rPr>
             </w:pPr>
           </w:p>
@@ -5272,7 +5605,7 @@
               <w:rPr>
                 <w:rFonts w:ascii="Times New Roman" w:eastAsia="Times New Roman" w:hAnsi="Times New Roman" w:cs="Times New Roman"/>
                 <w:color w:val="000000"/>
-                <w:lang w:val="ru-RU" w:eastAsia="ru-RU"/>
+                <w:lang w:eastAsia="ru-RU"/>
               </w:rPr>
             </w:pPr>
           </w:p>
@@ -5289,7 +5622,7 @@
               <w:rPr>
                 <w:rFonts w:ascii="Times New Roman" w:eastAsia="Times New Roman" w:hAnsi="Times New Roman" w:cs="Times New Roman"/>
                 <w:color w:val="000000"/>
-                <w:lang w:val="ru-RU" w:eastAsia="ru-RU"/>
+                <w:lang w:eastAsia="ru-RU"/>
               </w:rPr>
             </w:pPr>
           </w:p>
@@ -5305,7 +5638,7 @@
               <w:rPr>
                 <w:rFonts w:ascii="Times New Roman" w:eastAsia="Times New Roman" w:hAnsi="Times New Roman" w:cs="Times New Roman"/>
                 <w:color w:val="000000"/>
-                <w:lang w:val="ru-RU" w:eastAsia="ru-RU"/>
+                <w:lang w:eastAsia="ru-RU"/>
               </w:rPr>
             </w:pPr>
           </w:p>
@@ -5508,7 +5841,7 @@
               <w:rPr>
                 <w:rFonts w:ascii="Times New Roman" w:eastAsia="Times New Roman" w:hAnsi="Times New Roman" w:cs="Times New Roman"/>
                 <w:color w:val="000000"/>
-                <w:lang w:val="ru-RU" w:eastAsia="ru-RU"/>
+                <w:lang w:eastAsia="ru-RU"/>
               </w:rPr>
             </w:pPr>
           </w:p>
@@ -5567,7 +5900,7 @@
         <w:tc>
           <w:tcPr>
             <w:tcW w:w="417" w:type="dxa"/>
-            <w:shd w:val="clear" w:color="auto" w:fill="FFFFFF" w:themeFill="background1"/>
+            <w:shd w:val="clear" w:color="auto" w:fill="A6A6A6"/>
             <w:vAlign w:val="center"/>
           </w:tcPr>
           <w:p>
@@ -5601,7 +5934,7 @@
         <w:tc>
           <w:tcPr>
             <w:tcW w:w="422" w:type="dxa"/>
-            <w:shd w:val="clear" w:color="auto" w:fill="A6A6A6"/>
+            <w:shd w:val="clear" w:color="auto" w:fill="FFFFFF" w:themeFill="background1"/>
             <w:vAlign w:val="center"/>
           </w:tcPr>
           <w:p>
@@ -5939,6 +6272,328 @@
         <w:tc>
           <w:tcPr>
             <w:tcW w:w="422" w:type="dxa"/>
+            <w:shd w:val="clear" w:color="auto" w:fill="A6A6A6"/>
+            <w:vAlign w:val="center"/>
+          </w:tcPr>
+          <w:p>
+            <w:pPr>
+              <w:jc w:val="center"/>
+              <w:rPr>
+                <w:rFonts w:ascii="Times New Roman" w:eastAsia="Times New Roman" w:hAnsi="Times New Roman" w:cs="Times New Roman"/>
+                <w:color w:val="000000"/>
+                <w:lang w:val="ru-RU" w:eastAsia="ru-RU"/>
+              </w:rPr>
+            </w:pPr>
+          </w:p>
+        </w:tc>
+        <w:tc>
+          <w:tcPr>
+            <w:tcW w:w="417" w:type="dxa"/>
+            <w:shd w:val="clear" w:color="auto" w:fill="FFFFFF" w:themeFill="background1"/>
+            <w:vAlign w:val="center"/>
+          </w:tcPr>
+          <w:p>
+            <w:pPr>
+              <w:jc w:val="center"/>
+              <w:rPr>
+                <w:rFonts w:ascii="Times New Roman" w:eastAsia="Times New Roman" w:hAnsi="Times New Roman" w:cs="Times New Roman"/>
+                <w:color w:val="FF0000"/>
+                <w:lang w:val="ru-RU" w:eastAsia="ru-RU"/>
+              </w:rPr>
+            </w:pPr>
+          </w:p>
+        </w:tc>
+        <w:tc>
+          <w:tcPr>
+            <w:tcW w:w="505" w:type="dxa"/>
+            <w:shd w:val="clear" w:color="auto" w:fill="FFFFFF" w:themeFill="background1"/>
+            <w:vAlign w:val="center"/>
+          </w:tcPr>
+          <w:p>
+            <w:pPr>
+              <w:jc w:val="center"/>
+              <w:rPr>
+                <w:rFonts w:ascii="Times New Roman" w:eastAsia="Times New Roman" w:hAnsi="Times New Roman" w:cs="Times New Roman"/>
+                <w:color w:val="FF0000"/>
+                <w:lang w:val="ru-RU" w:eastAsia="ru-RU"/>
+              </w:rPr>
+            </w:pPr>
+          </w:p>
+        </w:tc>
+      </w:tr>
+      <w:tr>
+        <w:trPr>
+          <w:gridAfter w:val="1"/>
+          <w:wAfter w:w="12" w:type="dxa"/>
+          <w:trHeight w:val="552"/>
+          <w:jc w:val="center"/>
+        </w:trPr>
+        <w:tc>
+          <w:tcPr>
+            <w:tcW w:w="2510" w:type="dxa"/>
+          </w:tcPr>
+          <w:p>
+            <w:pPr>
+              <w:suppressAutoHyphens/>
+              <w:contextualSpacing/>
+              <w:jc w:val="both"/>
+              <w:rPr>
+                <w:rFonts w:ascii="Times New Roman" w:eastAsia="Times New Roman" w:hAnsi="Times New Roman" w:cs="Times New Roman"/>
+                <w:color w:val="000000"/>
+                <w:lang w:val="ru-RU" w:eastAsia="ru-RU"/>
+              </w:rPr>
+            </w:pPr>
+            <w:r>
+              <w:rPr>
+                <w:rFonts w:ascii="Times New Roman" w:eastAsia="Times New Roman" w:hAnsi="Times New Roman" w:cs="Times New Roman"/>
+                <w:color w:val="000000"/>
+                <w:lang w:val="ru-RU" w:eastAsia="ru-RU"/>
+              </w:rPr>
+              <w:t>Написание пояснительной записки</w:t>
+            </w:r>
+          </w:p>
+        </w:tc>
+        <w:tc>
+          <w:tcPr>
+            <w:tcW w:w="320" w:type="dxa"/>
+            <w:shd w:val="clear" w:color="auto" w:fill="FFFFFF" w:themeFill="background1"/>
+            <w:vAlign w:val="center"/>
+          </w:tcPr>
+          <w:p>
+            <w:pPr>
+              <w:jc w:val="center"/>
+              <w:rPr>
+                <w:rFonts w:ascii="Times New Roman" w:eastAsia="Times New Roman" w:hAnsi="Times New Roman" w:cs="Times New Roman"/>
+                <w:color w:val="000000"/>
+                <w:lang w:eastAsia="ru-RU"/>
+              </w:rPr>
+            </w:pPr>
+          </w:p>
+        </w:tc>
+        <w:tc>
+          <w:tcPr>
+            <w:tcW w:w="325" w:type="dxa"/>
+            <w:shd w:val="clear" w:color="auto" w:fill="FFFFFF" w:themeFill="background1"/>
+            <w:vAlign w:val="center"/>
+          </w:tcPr>
+          <w:p>
+            <w:pPr>
+              <w:jc w:val="center"/>
+              <w:rPr>
+                <w:rFonts w:ascii="Times New Roman" w:eastAsia="Times New Roman" w:hAnsi="Times New Roman" w:cs="Times New Roman"/>
+                <w:color w:val="000000"/>
+                <w:lang w:eastAsia="ru-RU"/>
+              </w:rPr>
+            </w:pPr>
+          </w:p>
+        </w:tc>
+        <w:tc>
+          <w:tcPr>
+            <w:tcW w:w="325" w:type="dxa"/>
+            <w:shd w:val="clear" w:color="auto" w:fill="FFFFFF" w:themeFill="background1"/>
+            <w:vAlign w:val="center"/>
+          </w:tcPr>
+          <w:p>
+            <w:pPr>
+              <w:jc w:val="center"/>
+              <w:rPr>
+                <w:rFonts w:ascii="Times New Roman" w:eastAsia="Times New Roman" w:hAnsi="Times New Roman" w:cs="Times New Roman"/>
+                <w:color w:val="000000"/>
+                <w:lang w:eastAsia="ru-RU"/>
+              </w:rPr>
+            </w:pPr>
+          </w:p>
+        </w:tc>
+        <w:tc>
+          <w:tcPr>
+            <w:tcW w:w="325" w:type="dxa"/>
+            <w:shd w:val="clear" w:color="auto" w:fill="FFFFFF" w:themeFill="background1"/>
+            <w:vAlign w:val="center"/>
+          </w:tcPr>
+          <w:p>
+            <w:pPr>
+              <w:jc w:val="center"/>
+              <w:rPr>
+                <w:rFonts w:ascii="Times New Roman" w:eastAsia="Times New Roman" w:hAnsi="Times New Roman" w:cs="Times New Roman"/>
+                <w:color w:val="000000"/>
+                <w:lang w:eastAsia="ru-RU"/>
+              </w:rPr>
+            </w:pPr>
+          </w:p>
+        </w:tc>
+        <w:tc>
+          <w:tcPr>
+            <w:tcW w:w="330" w:type="dxa"/>
+            <w:shd w:val="clear" w:color="auto" w:fill="FFFFFF" w:themeFill="background1"/>
+            <w:vAlign w:val="center"/>
+          </w:tcPr>
+          <w:p>
+            <w:pPr>
+              <w:jc w:val="center"/>
+              <w:rPr>
+                <w:rFonts w:ascii="Times New Roman" w:eastAsia="Times New Roman" w:hAnsi="Times New Roman" w:cs="Times New Roman"/>
+                <w:color w:val="000000"/>
+                <w:lang w:eastAsia="ru-RU"/>
+              </w:rPr>
+            </w:pPr>
+          </w:p>
+        </w:tc>
+        <w:tc>
+          <w:tcPr>
+            <w:tcW w:w="325" w:type="dxa"/>
+            <w:shd w:val="clear" w:color="auto" w:fill="FFFFFF" w:themeFill="background1"/>
+            <w:vAlign w:val="center"/>
+          </w:tcPr>
+          <w:p>
+            <w:pPr>
+              <w:jc w:val="center"/>
+              <w:rPr>
+                <w:rFonts w:ascii="Times New Roman" w:eastAsia="Times New Roman" w:hAnsi="Times New Roman" w:cs="Times New Roman"/>
+                <w:color w:val="000000"/>
+                <w:lang w:eastAsia="ru-RU"/>
+              </w:rPr>
+            </w:pPr>
+          </w:p>
+        </w:tc>
+        <w:tc>
+          <w:tcPr>
+            <w:tcW w:w="325" w:type="dxa"/>
+            <w:shd w:val="clear" w:color="auto" w:fill="FFFFFF" w:themeFill="background1"/>
+            <w:vAlign w:val="center"/>
+          </w:tcPr>
+          <w:p>
+            <w:pPr>
+              <w:jc w:val="center"/>
+              <w:rPr>
+                <w:rFonts w:ascii="Times New Roman" w:eastAsia="Times New Roman" w:hAnsi="Times New Roman" w:cs="Times New Roman"/>
+                <w:color w:val="000000"/>
+                <w:lang w:eastAsia="ru-RU"/>
+              </w:rPr>
+            </w:pPr>
+          </w:p>
+        </w:tc>
+        <w:tc>
+          <w:tcPr>
+            <w:tcW w:w="325" w:type="dxa"/>
+            <w:shd w:val="clear" w:color="auto" w:fill="FFFFFF" w:themeFill="background1"/>
+            <w:vAlign w:val="center"/>
+          </w:tcPr>
+          <w:p>
+            <w:pPr>
+              <w:jc w:val="center"/>
+              <w:rPr>
+                <w:rFonts w:ascii="Times New Roman" w:eastAsia="Times New Roman" w:hAnsi="Times New Roman" w:cs="Times New Roman"/>
+                <w:color w:val="000000"/>
+                <w:lang w:eastAsia="ru-RU"/>
+              </w:rPr>
+            </w:pPr>
+          </w:p>
+        </w:tc>
+        <w:tc>
+          <w:tcPr>
+            <w:tcW w:w="325" w:type="dxa"/>
+            <w:shd w:val="clear" w:color="auto" w:fill="FFFFFF" w:themeFill="background1"/>
+            <w:vAlign w:val="center"/>
+          </w:tcPr>
+          <w:p>
+            <w:pPr>
+              <w:jc w:val="center"/>
+              <w:rPr>
+                <w:rFonts w:ascii="Times New Roman" w:eastAsia="Times New Roman" w:hAnsi="Times New Roman" w:cs="Times New Roman"/>
+                <w:color w:val="000000"/>
+                <w:lang w:eastAsia="ru-RU"/>
+              </w:rPr>
+            </w:pPr>
+          </w:p>
+        </w:tc>
+        <w:tc>
+          <w:tcPr>
+            <w:tcW w:w="422" w:type="dxa"/>
+            <w:shd w:val="clear" w:color="auto" w:fill="FFFFFF" w:themeFill="background1"/>
+            <w:vAlign w:val="center"/>
+          </w:tcPr>
+          <w:p>
+            <w:pPr>
+              <w:jc w:val="center"/>
+              <w:rPr>
+                <w:rFonts w:ascii="Times New Roman" w:eastAsia="Times New Roman" w:hAnsi="Times New Roman" w:cs="Times New Roman"/>
+                <w:color w:val="000000"/>
+                <w:lang w:eastAsia="ru-RU"/>
+              </w:rPr>
+            </w:pPr>
+          </w:p>
+        </w:tc>
+        <w:tc>
+          <w:tcPr>
+            <w:tcW w:w="417" w:type="dxa"/>
+            <w:shd w:val="clear" w:color="auto" w:fill="FFFFFF" w:themeFill="background1"/>
+            <w:vAlign w:val="center"/>
+          </w:tcPr>
+          <w:p>
+            <w:pPr>
+              <w:jc w:val="center"/>
+              <w:rPr>
+                <w:rFonts w:ascii="Times New Roman" w:eastAsia="Times New Roman" w:hAnsi="Times New Roman" w:cs="Times New Roman"/>
+                <w:color w:val="000000"/>
+                <w:lang w:eastAsia="ru-RU"/>
+              </w:rPr>
+            </w:pPr>
+          </w:p>
+        </w:tc>
+        <w:tc>
+          <w:tcPr>
+            <w:tcW w:w="422" w:type="dxa"/>
+            <w:shd w:val="clear" w:color="auto" w:fill="FFFFFF" w:themeFill="background1"/>
+            <w:vAlign w:val="center"/>
+          </w:tcPr>
+          <w:p>
+            <w:pPr>
+              <w:jc w:val="center"/>
+              <w:rPr>
+                <w:rFonts w:ascii="Times New Roman" w:eastAsia="Times New Roman" w:hAnsi="Times New Roman" w:cs="Times New Roman"/>
+                <w:color w:val="000000"/>
+                <w:lang w:eastAsia="ru-RU"/>
+              </w:rPr>
+            </w:pPr>
+          </w:p>
+        </w:tc>
+        <w:tc>
+          <w:tcPr>
+            <w:tcW w:w="422" w:type="dxa"/>
+            <w:shd w:val="clear" w:color="auto" w:fill="FFFFFF" w:themeFill="background1"/>
+            <w:vAlign w:val="center"/>
+          </w:tcPr>
+          <w:p>
+            <w:pPr>
+              <w:jc w:val="center"/>
+              <w:rPr>
+                <w:rFonts w:ascii="Times New Roman" w:eastAsia="Times New Roman" w:hAnsi="Times New Roman" w:cs="Times New Roman"/>
+                <w:color w:val="000000"/>
+                <w:lang w:eastAsia="ru-RU"/>
+              </w:rPr>
+            </w:pPr>
+          </w:p>
+        </w:tc>
+        <w:tc>
+          <w:tcPr>
+            <w:tcW w:w="417" w:type="dxa"/>
+            <w:shd w:val="clear" w:color="auto" w:fill="FFFFFF" w:themeFill="background1"/>
+            <w:vAlign w:val="center"/>
+          </w:tcPr>
+          <w:p>
+            <w:pPr>
+              <w:jc w:val="center"/>
+              <w:rPr>
+                <w:rFonts w:ascii="Times New Roman" w:eastAsia="Times New Roman" w:hAnsi="Times New Roman" w:cs="Times New Roman"/>
+                <w:color w:val="000000"/>
+                <w:lang w:eastAsia="ru-RU"/>
+              </w:rPr>
+            </w:pPr>
+          </w:p>
+        </w:tc>
+        <w:tc>
+          <w:tcPr>
+            <w:tcW w:w="422" w:type="dxa"/>
             <w:shd w:val="clear" w:color="auto" w:fill="auto"/>
             <w:vAlign w:val="center"/>
           </w:tcPr>
@@ -5948,7 +6603,24 @@
               <w:rPr>
                 <w:rFonts w:ascii="Times New Roman" w:eastAsia="Times New Roman" w:hAnsi="Times New Roman" w:cs="Times New Roman"/>
                 <w:color w:val="000000"/>
-                <w:lang w:val="ru-RU" w:eastAsia="ru-RU"/>
+                <w:lang w:eastAsia="ru-RU"/>
+              </w:rPr>
+            </w:pPr>
+          </w:p>
+        </w:tc>
+        <w:tc>
+          <w:tcPr>
+            <w:tcW w:w="422" w:type="dxa"/>
+            <w:shd w:val="clear" w:color="auto" w:fill="auto"/>
+            <w:vAlign w:val="center"/>
+          </w:tcPr>
+          <w:p>
+            <w:pPr>
+              <w:jc w:val="center"/>
+              <w:rPr>
+                <w:rFonts w:ascii="Times New Roman" w:eastAsia="Times New Roman" w:hAnsi="Times New Roman" w:cs="Times New Roman"/>
+                <w:color w:val="000000"/>
+                <w:lang w:eastAsia="ru-RU"/>
               </w:rPr>
             </w:pPr>
           </w:p>
@@ -5965,7 +6637,346 @@
               <w:rPr>
                 <w:rFonts w:ascii="Times New Roman" w:eastAsia="Times New Roman" w:hAnsi="Times New Roman" w:cs="Times New Roman"/>
                 <w:color w:val="FF0000"/>
-                <w:lang w:val="ru-RU" w:eastAsia="ru-RU"/>
+                <w:lang w:eastAsia="ru-RU"/>
+              </w:rPr>
+            </w:pPr>
+          </w:p>
+        </w:tc>
+        <w:tc>
+          <w:tcPr>
+            <w:tcW w:w="505" w:type="dxa"/>
+            <w:shd w:val="clear" w:color="auto" w:fill="FFFFFF" w:themeFill="background1"/>
+            <w:vAlign w:val="center"/>
+          </w:tcPr>
+          <w:p>
+            <w:pPr>
+              <w:jc w:val="center"/>
+              <w:rPr>
+                <w:rFonts w:ascii="Times New Roman" w:eastAsia="Times New Roman" w:hAnsi="Times New Roman" w:cs="Times New Roman"/>
+                <w:color w:val="FF0000"/>
+                <w:lang w:eastAsia="ru-RU"/>
+              </w:rPr>
+            </w:pPr>
+          </w:p>
+        </w:tc>
+      </w:tr>
+      <w:tr>
+        <w:trPr>
+          <w:gridAfter w:val="1"/>
+          <w:wAfter w:w="12" w:type="dxa"/>
+          <w:trHeight w:val="552"/>
+          <w:jc w:val="center"/>
+        </w:trPr>
+        <w:tc>
+          <w:tcPr>
+            <w:tcW w:w="2510" w:type="dxa"/>
+          </w:tcPr>
+          <w:p>
+            <w:pPr>
+              <w:suppressAutoHyphens/>
+              <w:contextualSpacing/>
+              <w:jc w:val="both"/>
+              <w:rPr>
+                <w:rFonts w:ascii="Times New Roman" w:eastAsia="Times New Roman" w:hAnsi="Times New Roman" w:cs="Times New Roman"/>
+                <w:color w:val="000000"/>
+                <w:lang w:val="ru-RU" w:eastAsia="ru-RU"/>
+              </w:rPr>
+            </w:pPr>
+            <w:r>
+              <w:rPr>
+                <w:rFonts w:ascii="Times New Roman" w:eastAsia="Times New Roman" w:hAnsi="Times New Roman" w:cs="Times New Roman"/>
+                <w:color w:val="000000"/>
+                <w:lang w:val="ru-RU" w:eastAsia="ru-RU"/>
+              </w:rPr>
+              <w:t>Подготовка к защите</w:t>
+            </w:r>
+          </w:p>
+        </w:tc>
+        <w:tc>
+          <w:tcPr>
+            <w:tcW w:w="320" w:type="dxa"/>
+            <w:shd w:val="clear" w:color="auto" w:fill="FFFFFF" w:themeFill="background1"/>
+            <w:vAlign w:val="center"/>
+          </w:tcPr>
+          <w:p>
+            <w:pPr>
+              <w:jc w:val="center"/>
+              <w:rPr>
+                <w:rFonts w:ascii="Times New Roman" w:eastAsia="Times New Roman" w:hAnsi="Times New Roman" w:cs="Times New Roman"/>
+                <w:color w:val="000000"/>
+                <w:lang w:eastAsia="ru-RU"/>
+              </w:rPr>
+            </w:pPr>
+          </w:p>
+        </w:tc>
+        <w:tc>
+          <w:tcPr>
+            <w:tcW w:w="325" w:type="dxa"/>
+            <w:shd w:val="clear" w:color="auto" w:fill="FFFFFF" w:themeFill="background1"/>
+            <w:vAlign w:val="center"/>
+          </w:tcPr>
+          <w:p>
+            <w:pPr>
+              <w:jc w:val="center"/>
+              <w:rPr>
+                <w:rFonts w:ascii="Times New Roman" w:eastAsia="Times New Roman" w:hAnsi="Times New Roman" w:cs="Times New Roman"/>
+                <w:color w:val="000000"/>
+                <w:lang w:eastAsia="ru-RU"/>
+              </w:rPr>
+            </w:pPr>
+          </w:p>
+        </w:tc>
+        <w:tc>
+          <w:tcPr>
+            <w:tcW w:w="325" w:type="dxa"/>
+            <w:shd w:val="clear" w:color="auto" w:fill="FFFFFF" w:themeFill="background1"/>
+            <w:vAlign w:val="center"/>
+          </w:tcPr>
+          <w:p>
+            <w:pPr>
+              <w:jc w:val="center"/>
+              <w:rPr>
+                <w:rFonts w:ascii="Times New Roman" w:eastAsia="Times New Roman" w:hAnsi="Times New Roman" w:cs="Times New Roman"/>
+                <w:color w:val="000000"/>
+                <w:lang w:eastAsia="ru-RU"/>
+              </w:rPr>
+            </w:pPr>
+          </w:p>
+        </w:tc>
+        <w:tc>
+          <w:tcPr>
+            <w:tcW w:w="325" w:type="dxa"/>
+            <w:shd w:val="clear" w:color="auto" w:fill="FFFFFF" w:themeFill="background1"/>
+            <w:vAlign w:val="center"/>
+          </w:tcPr>
+          <w:p>
+            <w:pPr>
+              <w:jc w:val="center"/>
+              <w:rPr>
+                <w:rFonts w:ascii="Times New Roman" w:eastAsia="Times New Roman" w:hAnsi="Times New Roman" w:cs="Times New Roman"/>
+                <w:color w:val="000000"/>
+                <w:lang w:eastAsia="ru-RU"/>
+              </w:rPr>
+            </w:pPr>
+          </w:p>
+        </w:tc>
+        <w:tc>
+          <w:tcPr>
+            <w:tcW w:w="330" w:type="dxa"/>
+            <w:shd w:val="clear" w:color="auto" w:fill="FFFFFF" w:themeFill="background1"/>
+            <w:vAlign w:val="center"/>
+          </w:tcPr>
+          <w:p>
+            <w:pPr>
+              <w:jc w:val="center"/>
+              <w:rPr>
+                <w:rFonts w:ascii="Times New Roman" w:eastAsia="Times New Roman" w:hAnsi="Times New Roman" w:cs="Times New Roman"/>
+                <w:color w:val="000000"/>
+                <w:lang w:eastAsia="ru-RU"/>
+              </w:rPr>
+            </w:pPr>
+          </w:p>
+        </w:tc>
+        <w:tc>
+          <w:tcPr>
+            <w:tcW w:w="325" w:type="dxa"/>
+            <w:shd w:val="clear" w:color="auto" w:fill="FFFFFF" w:themeFill="background1"/>
+            <w:vAlign w:val="center"/>
+          </w:tcPr>
+          <w:p>
+            <w:pPr>
+              <w:jc w:val="center"/>
+              <w:rPr>
+                <w:rFonts w:ascii="Times New Roman" w:eastAsia="Times New Roman" w:hAnsi="Times New Roman" w:cs="Times New Roman"/>
+                <w:color w:val="000000"/>
+                <w:lang w:eastAsia="ru-RU"/>
+              </w:rPr>
+            </w:pPr>
+          </w:p>
+        </w:tc>
+        <w:tc>
+          <w:tcPr>
+            <w:tcW w:w="325" w:type="dxa"/>
+            <w:shd w:val="clear" w:color="auto" w:fill="FFFFFF" w:themeFill="background1"/>
+            <w:vAlign w:val="center"/>
+          </w:tcPr>
+          <w:p>
+            <w:pPr>
+              <w:jc w:val="center"/>
+              <w:rPr>
+                <w:rFonts w:ascii="Times New Roman" w:eastAsia="Times New Roman" w:hAnsi="Times New Roman" w:cs="Times New Roman"/>
+                <w:color w:val="000000"/>
+                <w:lang w:eastAsia="ru-RU"/>
+              </w:rPr>
+            </w:pPr>
+          </w:p>
+        </w:tc>
+        <w:tc>
+          <w:tcPr>
+            <w:tcW w:w="325" w:type="dxa"/>
+            <w:shd w:val="clear" w:color="auto" w:fill="FFFFFF" w:themeFill="background1"/>
+            <w:vAlign w:val="center"/>
+          </w:tcPr>
+          <w:p>
+            <w:pPr>
+              <w:jc w:val="center"/>
+              <w:rPr>
+                <w:rFonts w:ascii="Times New Roman" w:eastAsia="Times New Roman" w:hAnsi="Times New Roman" w:cs="Times New Roman"/>
+                <w:color w:val="000000"/>
+                <w:lang w:eastAsia="ru-RU"/>
+              </w:rPr>
+            </w:pPr>
+          </w:p>
+        </w:tc>
+        <w:tc>
+          <w:tcPr>
+            <w:tcW w:w="325" w:type="dxa"/>
+            <w:shd w:val="clear" w:color="auto" w:fill="FFFFFF" w:themeFill="background1"/>
+            <w:vAlign w:val="center"/>
+          </w:tcPr>
+          <w:p>
+            <w:pPr>
+              <w:jc w:val="center"/>
+              <w:rPr>
+                <w:rFonts w:ascii="Times New Roman" w:eastAsia="Times New Roman" w:hAnsi="Times New Roman" w:cs="Times New Roman"/>
+                <w:color w:val="000000"/>
+                <w:lang w:eastAsia="ru-RU"/>
+              </w:rPr>
+            </w:pPr>
+          </w:p>
+        </w:tc>
+        <w:tc>
+          <w:tcPr>
+            <w:tcW w:w="422" w:type="dxa"/>
+            <w:shd w:val="clear" w:color="auto" w:fill="FFFFFF" w:themeFill="background1"/>
+            <w:vAlign w:val="center"/>
+          </w:tcPr>
+          <w:p>
+            <w:pPr>
+              <w:jc w:val="center"/>
+              <w:rPr>
+                <w:rFonts w:ascii="Times New Roman" w:eastAsia="Times New Roman" w:hAnsi="Times New Roman" w:cs="Times New Roman"/>
+                <w:color w:val="000000"/>
+                <w:lang w:eastAsia="ru-RU"/>
+              </w:rPr>
+            </w:pPr>
+          </w:p>
+        </w:tc>
+        <w:tc>
+          <w:tcPr>
+            <w:tcW w:w="417" w:type="dxa"/>
+            <w:shd w:val="clear" w:color="auto" w:fill="FFFFFF" w:themeFill="background1"/>
+            <w:vAlign w:val="center"/>
+          </w:tcPr>
+          <w:p>
+            <w:pPr>
+              <w:jc w:val="center"/>
+              <w:rPr>
+                <w:rFonts w:ascii="Times New Roman" w:eastAsia="Times New Roman" w:hAnsi="Times New Roman" w:cs="Times New Roman"/>
+                <w:color w:val="000000"/>
+                <w:lang w:eastAsia="ru-RU"/>
+              </w:rPr>
+            </w:pPr>
+          </w:p>
+        </w:tc>
+        <w:tc>
+          <w:tcPr>
+            <w:tcW w:w="422" w:type="dxa"/>
+            <w:shd w:val="clear" w:color="auto" w:fill="FFFFFF" w:themeFill="background1"/>
+            <w:vAlign w:val="center"/>
+          </w:tcPr>
+          <w:p>
+            <w:pPr>
+              <w:jc w:val="center"/>
+              <w:rPr>
+                <w:rFonts w:ascii="Times New Roman" w:eastAsia="Times New Roman" w:hAnsi="Times New Roman" w:cs="Times New Roman"/>
+                <w:color w:val="000000"/>
+                <w:lang w:eastAsia="ru-RU"/>
+              </w:rPr>
+            </w:pPr>
+          </w:p>
+        </w:tc>
+        <w:tc>
+          <w:tcPr>
+            <w:tcW w:w="422" w:type="dxa"/>
+            <w:shd w:val="clear" w:color="auto" w:fill="FFFFFF" w:themeFill="background1"/>
+            <w:vAlign w:val="center"/>
+          </w:tcPr>
+          <w:p>
+            <w:pPr>
+              <w:jc w:val="center"/>
+              <w:rPr>
+                <w:rFonts w:ascii="Times New Roman" w:eastAsia="Times New Roman" w:hAnsi="Times New Roman" w:cs="Times New Roman"/>
+                <w:color w:val="000000"/>
+                <w:lang w:eastAsia="ru-RU"/>
+              </w:rPr>
+            </w:pPr>
+          </w:p>
+        </w:tc>
+        <w:tc>
+          <w:tcPr>
+            <w:tcW w:w="417" w:type="dxa"/>
+            <w:shd w:val="clear" w:color="auto" w:fill="FFFFFF" w:themeFill="background1"/>
+            <w:vAlign w:val="center"/>
+          </w:tcPr>
+          <w:p>
+            <w:pPr>
+              <w:jc w:val="center"/>
+              <w:rPr>
+                <w:rFonts w:ascii="Times New Roman" w:eastAsia="Times New Roman" w:hAnsi="Times New Roman" w:cs="Times New Roman"/>
+                <w:color w:val="000000"/>
+                <w:lang w:eastAsia="ru-RU"/>
+              </w:rPr>
+            </w:pPr>
+          </w:p>
+        </w:tc>
+        <w:tc>
+          <w:tcPr>
+            <w:tcW w:w="422" w:type="dxa"/>
+            <w:shd w:val="clear" w:color="auto" w:fill="auto"/>
+            <w:vAlign w:val="center"/>
+          </w:tcPr>
+          <w:p>
+            <w:pPr>
+              <w:jc w:val="center"/>
+              <w:rPr>
+                <w:rFonts w:ascii="Times New Roman" w:eastAsia="Times New Roman" w:hAnsi="Times New Roman" w:cs="Times New Roman"/>
+                <w:color w:val="000000"/>
+                <w:lang w:eastAsia="ru-RU"/>
+              </w:rPr>
+            </w:pPr>
+          </w:p>
+        </w:tc>
+        <w:tc>
+          <w:tcPr>
+            <w:tcW w:w="422" w:type="dxa"/>
+            <w:shd w:val="clear" w:color="auto" w:fill="auto"/>
+            <w:vAlign w:val="center"/>
+          </w:tcPr>
+          <w:p>
+            <w:pPr>
+              <w:jc w:val="center"/>
+              <w:rPr>
+                <w:rFonts w:ascii="Times New Roman" w:eastAsia="Times New Roman" w:hAnsi="Times New Roman" w:cs="Times New Roman"/>
+                <w:color w:val="000000"/>
+                <w:lang w:eastAsia="ru-RU"/>
+              </w:rPr>
+            </w:pPr>
+          </w:p>
+        </w:tc>
+        <w:tc>
+          <w:tcPr>
+            <w:tcW w:w="417" w:type="dxa"/>
+            <w:shd w:val="clear" w:color="auto" w:fill="FFFFFF" w:themeFill="background1"/>
+            <w:vAlign w:val="center"/>
+          </w:tcPr>
+          <w:p>
+            <w:pPr>
+              <w:jc w:val="center"/>
+              <w:rPr>
+                <w:rFonts w:ascii="Times New Roman" w:eastAsia="Times New Roman" w:hAnsi="Times New Roman" w:cs="Times New Roman"/>
+                <w:color w:val="FF0000"/>
+                <w:lang w:eastAsia="ru-RU"/>
               </w:rPr>
             </w:pPr>
           </w:p>
@@ -5982,7 +6993,7 @@
               <w:rPr>
                 <w:rFonts w:ascii="Times New Roman" w:eastAsia="Times New Roman" w:hAnsi="Times New Roman" w:cs="Times New Roman"/>
                 <w:color w:val="FF0000"/>
-                <w:lang w:val="ru-RU" w:eastAsia="ru-RU"/>
+                <w:lang w:eastAsia="ru-RU"/>
               </w:rPr>
             </w:pPr>
           </w:p>
@@ -6156,6 +7167,7 @@
         </w:rPr>
         <w:t xml:space="preserve"> </w:t>
       </w:r>
+      <w:proofErr w:type="spellStart"/>
       <w:r>
         <w:rPr>
           <w:rFonts w:ascii="Times New Roman" w:eastAsia="Times New Roman" w:hAnsi="Times New Roman" w:cs="Times New Roman"/>
@@ -6165,8 +7177,9 @@
           <w:u w:val="single"/>
           <w:lang w:eastAsia="ru-RU"/>
         </w:rPr>
-        <w:t>Даньшина</w:t>
-      </w:r>
+        <w:t>Гневшев</w:t>
+      </w:r>
+      <w:proofErr w:type="spellEnd"/>
       <w:r>
         <w:rPr>
           <w:rFonts w:ascii="Times New Roman" w:eastAsia="Times New Roman" w:hAnsi="Times New Roman" w:cs="Times New Roman"/>
@@ -6187,29 +7200,7 @@
           <w:u w:val="single"/>
           <w:lang w:eastAsia="ru-RU"/>
         </w:rPr>
-        <w:t>Марина</w:t>
-      </w:r>
-      <w:r>
-        <w:rPr>
-          <w:rFonts w:ascii="Times New Roman" w:eastAsia="Times New Roman" w:hAnsi="Times New Roman" w:cs="Times New Roman"/>
-          <w:color w:val="000000"/>
-          <w:sz w:val="28"/>
-          <w:szCs w:val="28"/>
-          <w:u w:val="single"/>
-          <w:lang w:eastAsia="ru-RU"/>
-        </w:rPr>
-        <w:t xml:space="preserve"> </w:t>
-      </w:r>
-      <w:r>
-        <w:rPr>
-          <w:rFonts w:ascii="Times New Roman" w:eastAsia="Times New Roman" w:hAnsi="Times New Roman" w:cs="Times New Roman"/>
-          <w:color w:val="000000"/>
-          <w:sz w:val="28"/>
-          <w:szCs w:val="28"/>
-          <w:u w:val="single"/>
-          <w:lang w:eastAsia="ru-RU"/>
-        </w:rPr>
-        <w:t>Владимировна</w:t>
+        <w:t>Александр Юрьевич</w:t>
       </w:r>
       <w:r>
         <w:rPr>
